--- a/觅客精灵-页面设计规范.docx
+++ b/觅客精灵-页面设计规范.docx
@@ -2278,6 +2278,212 @@
         <w:t>抽屉内按钮（生成/转换/下钻）通过事件委托 + 动态绑定，注入后照常工作。</w:t>
       </w:r>
     </w:p>
+    <w:p/>
+    <w:p>
+      <w:r>
+        <w:rPr>
+          <w:b/>
+          <w:color w:val="2204EC"/>
+          <w:sz w:val="28"/>
+        </w:rPr>
+        <w:t>v0.6 变更记录</w:t>
+      </w:r>
+    </w:p>
+    <w:p>
+      <w:pPr>
+        <w:spacing w:after="80"/>
+      </w:pPr>
+      <w:r>
+        <w:t>v0.6 变更记录（UI 精修 + 客户档案重设计，2026-08-16）</w:t>
+      </w:r>
+    </w:p>
+    <w:p>
+      <w:pPr>
+        <w:spacing w:after="80"/>
+      </w:pPr>
+      <w:r>
+        <w:t>1) 侧边栏稳定性修复：tasks / knowledge 两页补回缺失的「个人」分组，切页时导航分组不再错位。</w:t>
+      </w:r>
+    </w:p>
+    <w:p>
+      <w:pPr>
+        <w:spacing w:after="80"/>
+      </w:pPr>
+      <w:r>
+        <w:t>2) 顶栏统一精简：所有页面右上角仅保留搜索栏（首页本就如此；其余页面原顶栏按钮/分段控件下移——智能找商机、新建客户、新建提案移入内容区工具栏/筛选行；客户投放的时间分段移入指标上方；待办/知识库的新建按钮移入内容区右上。</w:t>
+      </w:r>
+    </w:p>
+    <w:p>
+      <w:pPr>
+        <w:spacing w:after="80"/>
+      </w:pPr>
+      <w:r>
+        <w:t>3) 客户档案默认页重设计（产品逻辑）：原默认直接展示单一特定客户（研途考研）的档案，改为默认「概览 + 客户列表」，点击某客户「查看档案 →」在当前页浮层查看——符合「客户档案是客户级枢纽、不应默认绑定某一客户」的取向。</w:t>
+      </w:r>
+    </w:p>
+    <w:p>
+      <w:pPr>
+        <w:spacing w:after="80"/>
+      </w:pPr>
+      <w:r>
+        <w:t>4) 生成提案 / 查看提案复盘的入口收敛（重要产品规则）：仅在「客户投放页面」与「提案与复盘页面」保留生成提案入口；从「客户档案」页面（含独立页与我的客户抽屉中的档案模板）移除生成提案与查看提案/复盘。理由：销售需先在客户投放详情中真实理解客户需求，才知道如何做复盘与策划。客户档案浮层内改放「编辑档案 / 添加到待办」。</w:t>
+      </w:r>
+    </w:p>
+    <w:p>
+      <w:pPr>
+        <w:spacing w:after="80"/>
+      </w:pPr>
+      <w:r>
+        <w:t>5) 设计原则（用户要求长期遵守）：每次按意见改页面时，只改提及的部分，不动未提及内容；页面-模块映射与产品逻辑需同步到本文档。</w:t>
+      </w:r>
+    </w:p>
+    <w:p/>
+    <w:p>
+      <w:pPr>
+        <w:pStyle w:val="000008"/>
+      </w:pPr>
+      <w:r>
+        <w:t>v0.7 · 客户档案 / 我的客户 去重决策</w:t>
+      </w:r>
+    </w:p>
+    <w:p>
+      <w:r>
+        <w:rPr>
+          <w:b/>
+        </w:rPr>
+        <w:t>背景：</w:t>
+      </w:r>
+      <w:r>
+        <w:t>v0.6 将「客户档案」默认页改为「概览 + 客户列表」后，与「我的客户」（客户花名册列表）开头撞脸，出现重复列表。</w:t>
+      </w:r>
+    </w:p>
+    <w:p>
+      <w:r>
+        <w:rPr>
+          <w:b/>
+        </w:rPr>
+        <w:t>决议（2026-08-16）：保留两页、消除重叠，不合并。</w:t>
+      </w:r>
+    </w:p>
+    <w:p>
+      <w:pPr>
+        <w:pStyle w:val="00002c"/>
+      </w:pPr>
+      <w:r>
+        <w:t>我的客户 = 客户花名册：负责浏览 / 筛选 / 分配，完整客户列表（含消耗、健康度、档案/投放抽屉按钮）只存在于此页。</w:t>
+      </w:r>
+    </w:p>
+    <w:p>
+      <w:pPr>
+        <w:pStyle w:val="00002c"/>
+      </w:pPr>
+      <w:r>
+        <w:t>客户档案 = 单个客户的深度工作台：资料 + 跟进时间线 + 投放概览 + 快捷动作；用于「盯一个人」的聚焦状态。</w:t>
+      </w:r>
+    </w:p>
+    <w:p>
+      <w:pPr>
+        <w:pStyle w:val="00002c"/>
+      </w:pPr>
+      <w:r>
+        <w:t>客户档案默认页不再渲染完整列表，改为「常用客户」快捷入口（launcher chips），点击在当前页浮层打开对应客户档案；完整列表引导至「我的客户」。</w:t>
+      </w:r>
+    </w:p>
+    <w:p>
+      <w:pPr>
+        <w:pStyle w:val="00002c"/>
+      </w:pPr>
+      <w:r>
+        <w:t>两者差异定位：我的客户 = 先找人（列表主场）；客户档案 = 盯一个人（详情主场）。各自保留独立侧边栏入口。</w:t>
+      </w:r>
+    </w:p>
+    <w:p/>
+    <w:p>
+      <w:pPr>
+        <w:pStyle w:val="000008"/>
+      </w:pPr>
+      <w:r>
+        <w:t>v0.8 · 本轮交互 / 结构修订（2026-08-16）</w:t>
+      </w:r>
+    </w:p>
+    <w:p>
+      <w:pPr>
+        <w:pStyle w:val="00000a"/>
+      </w:pPr>
+      <w:r>
+        <w:t>1. 盯盘能力确认（问答）</w:t>
+      </w:r>
+    </w:p>
+    <w:p>
+      <w:r>
+        <w:t>当前无专门「盯盘 Agent」。现有 3 个 Agent：sales_copilot（编排）、商机发现（ReAct 搜索，生成单客户 AI 调研报告）、竞品/行业监测（ReAct 搜索，监测外部信号）。销售举动的预警目前是规则化呈现：紧急异常→首页「异常提醒」/ 客户档案健康度预警；非紧急→「待办 / 日程」排队。归属建议：将「盯盘」并入竞品/行业监测 Agent 或新增专职 Agent，并在文档中明确「谁负责监视、紧急如何预警、非紧急如何入表」。</w:t>
+      </w:r>
+    </w:p>
+    <w:p>
+      <w:pPr>
+        <w:pStyle w:val="00000a"/>
+      </w:pPr>
+      <w:r>
+        <w:t>2. 侧边栏发光点清理</w:t>
+      </w:r>
+    </w:p>
+    <w:p>
+      <w:r>
+        <w:t>删除「新客开拓」行的发光点（span.dot），纯视觉整理，不影响功能。</w:t>
+      </w:r>
+    </w:p>
+    <w:p>
+      <w:pPr>
+        <w:pStyle w:val="00000a"/>
+      </w:pPr>
+      <w:r>
+        <w:t>3. 客户档案 / 客户投放 默认态重构</w:t>
+      </w:r>
+    </w:p>
+    <w:p>
+      <w:r>
+        <w:t>两页不再以列表呈现（去重「我的客户」）。默认态改为：顶部「筛选窗口」（客户 + 阶段）+ 未筛选时的「氛围感留白」（居中图标 + 鼓励文案）。销售选定客户后，在当前页内联渲染对应模板（档案→tpl-acc-*；投放→已有 tpl-camp / 预合作 tpl-camp-empty）。阶段筛选项联动客户下拉。</w:t>
+      </w:r>
+    </w:p>
+    <w:p>
+      <w:pPr>
+        <w:pStyle w:val="00000a"/>
+      </w:pPr>
+      <w:r>
+        <w:t>4. 新增「精灵问答」独立页</w:t>
+      </w:r>
+    </w:p>
+    <w:p>
+      <w:r>
+        <w:t>为突出智能问答客服作用，新增 qa.html（精灵问答），作为 AI 销售副驾的主对话入口；侧边栏入口位于「知识库」下方。</w:t>
+      </w:r>
+    </w:p>
+    <w:p>
+      <w:pPr>
+        <w:pStyle w:val="00000a"/>
+      </w:pPr>
+      <w:r>
+        <w:t>5. 首页实时热点 / 行业动态填满</w:t>
+      </w:r>
+    </w:p>
+    <w:p>
+      <w:r>
+        <w:t>由 3 条扩充至 7 条（政策 / 竞品 / 热点 / 平台多类），填满卡片、不留白；不靠放大单条规格。</w:t>
+      </w:r>
+    </w:p>
+    <w:p>
+      <w:pPr>
+        <w:pStyle w:val="00000a"/>
+      </w:pPr>
+      <w:r>
+        <w:t>6. 首页早报扩充</w:t>
+      </w:r>
+    </w:p>
+    <w:p>
+      <w:r>
+        <w:t>由 3 项指标扩充为：AI 摘要一句 + 4 项指标（总消耗 / 留资数 / 留资成本 / 异常提醒）+ 3 条「关键变化」，整体更丰满。</w:t>
+      </w:r>
+    </w:p>
     <w:sectPr>
       <w:pgSz w:w="12240" w:h="15840"/>
       <w:pgMar w:top="1440" w:right="1800" w:bottom="1440" w:left="1800" w:header="720" w:footer="720" w:gutter="0"/>

--- a/觅客精灵-页面设计规范.docx
+++ b/觅客精灵-页面设计规范.docx
@@ -2484,6 +2484,110 @@
         <w:t>由 3 项指标扩充为：AI 摘要一句 + 4 项指标（总消耗 / 留资数 / 留资成本 / 异常提醒）+ 3 条「关键变化」，整体更丰满。</w:t>
       </w:r>
     </w:p>
+    <w:p>
+      <w:pPr>
+        <w:pStyle w:val="000008"/>
+      </w:pPr>
+      <w:r>
+        <w:t>v0.9 变更记录（2026-08-16 · 终稿同步）</w:t>
+      </w:r>
+    </w:p>
+    <w:p>
+      <w:pPr>
+        <w:pStyle w:val="00000a"/>
+      </w:pPr>
+      <w:r>
+        <w:t>1. 页面清单更新为 10 页</w:t>
+      </w:r>
+    </w:p>
+    <w:p>
+      <w:pPr>
+        <w:spacing w:after="80"/>
+      </w:pPr>
+      <w:r>
+        <w:t>新增「精灵问答」页，位于侧边栏「知识库」下方。侧边栏一级入口：首页 / 新客开拓 / 我的客户 / 客户档案 / 客户投放 / 提案与复盘 / 待办日程 / 知识库 / 精灵问答 + 全局智能对话 FAB。</w:t>
+      </w:r>
+    </w:p>
+    <w:p>
+      <w:pPr>
+        <w:pStyle w:val="00000a"/>
+      </w:pPr>
+      <w:r>
+        <w:t>2. 精灵问答页设计</w:t>
+      </w:r>
+    </w:p>
+    <w:p>
+      <w:pPr>
+        <w:spacing w:after="80"/>
+      </w:pPr>
+      <w:r>
+        <w:t>参考 ReviveAI 风格：居中欢迎态（大图标 + 渐变标题 + pill 搜索栏 + 建议 chips），首次交互后切换为聊天面板。底层 = sales_copilot 编排 agent，与右下角 FAB 浮窗同源。</w:t>
+      </w:r>
+    </w:p>
+    <w:p>
+      <w:pPr>
+        <w:pStyle w:val="00000a"/>
+      </w:pPr>
+      <w:r>
+        <w:t>3. 首页视觉精修</w:t>
+      </w:r>
+    </w:p>
+    <w:p>
+      <w:pPr>
+        <w:spacing w:after="80"/>
+      </w:pPr>
+      <w:r>
+        <w:t>早报 KPI 改为干净排版卡片（移除裸 mini-bar 柱状图与 .tk/.spark 布局）；我的业绩重设计：单渐变 ring（目标完成率）+ 2×2 指标网格 + 分段 pill 条展示赛道构成，删除 emoji 标题与 4 段粗 donut。</w:t>
+      </w:r>
+    </w:p>
+    <w:p>
+      <w:pPr>
+        <w:pStyle w:val="00000a"/>
+      </w:pPr>
+      <w:r>
+        <w:t>4. 盯盘（值守）Agent 写入架构</w:t>
+      </w:r>
+    </w:p>
+    <w:p>
+      <w:pPr>
+        <w:spacing w:after="80"/>
+      </w:pPr>
+      <w:r>
+        <w:t>正式确立为第 4 个 Agent（详见 PRD v0.9 §3–§4）。设计定位：反思型 + 值守型，聚合投放异常 / 待办紧急度 / 商机与竞品产物，做紧急预警与非紧急入表的分级路由；被 sales_copilot 编排，是「消费者 + 路由者」。</w:t>
+      </w:r>
+    </w:p>
+    <w:p>
+      <w:pPr>
+        <w:pStyle w:val="00000a"/>
+      </w:pPr>
+      <w:r>
+        <w:t>5. 客户档案「客户手册」化</w:t>
+      </w:r>
+    </w:p>
+    <w:p>
+      <w:pPr>
+        <w:spacing w:after="80"/>
+      </w:pPr>
+      <w:r>
+        <w:t>抽屉模板从列表式转为「客户手册」：强化关键人（决策影响力 / 沟通风格 / 偏好）、销售笔记（沟通偏好 / 性格 / 节奏 / 痛点 / 风险 / 机会）、合作时间线（带日期列）；精简投放概览与快捷动作，将空间让给销售信息。</w:t>
+      </w:r>
+    </w:p>
+    <w:p>
+      <w:pPr>
+        <w:pStyle w:val="00000a"/>
+      </w:pPr>
+      <w:r>
+        <w:t>6. 客户投放细化</w:t>
+      </w:r>
+    </w:p>
+    <w:p>
+      <w:pPr>
+        <w:spacing w:after="80"/>
+      </w:pPr>
+      <w:r>
+        <w:t>KPI + 7 日趋势图、版位占比 donut、图文素材卡（封面大图 + 描述 + 数据 + 复用）、一键生成并列筛选栏；预合作客户为空态引导。</w:t>
+      </w:r>
+    </w:p>
     <w:sectPr>
       <w:pgSz w:w="12240" w:h="15840"/>
       <w:pgMar w:top="1440" w:right="1800" w:bottom="1440" w:left="1800" w:header="720" w:footer="720" w:gutter="0"/>
